--- a/FuentesCurso/UD 03. Principales acciones con Docker/UD 03.05 - Caso practico 03 - Accediendo a interfaz grafica con NoVNC.docx
+++ b/FuentesCurso/UD 03. Principales acciones con Docker/UD 03.05 - Caso practico 03 - Accediendo a interfaz grafica con NoVNC.docx
@@ -22,6 +22,7 @@
         <w:rPr>
           <w:rFonts w:ascii="Proxima Nova" w:cs="Proxima Nova" w:eastAsia="Proxima Nova" w:hAnsi="Proxima Nova"/>
           <w:b w:val="0"/>
+          <w:bCs w:val="0"/>
           <w:color w:val="669966"/>
           <w:sz w:val="48"/>
           <w:szCs w:val="48"/>
@@ -73,12 +74,12 @@
           <wp:inline distB="114300" distT="114300" distL="114300" distR="114300">
             <wp:extent cx="447675" cy="57150"/>
             <wp:effectExtent b="0" l="0" r="0" t="0"/>
-            <wp:docPr descr="short line" id="4" name="image5.png"/>
+            <wp:docPr descr="short line" id="4" name="image1.png"/>
             <a:graphic>
               <a:graphicData uri="http://schemas.openxmlformats.org/drawingml/2006/picture">
                 <pic:pic>
                   <pic:nvPicPr>
-                    <pic:cNvPr descr="short line" id="0" name="image5.png"/>
+                    <pic:cNvPr descr="short line" id="0" name="image1.png"/>
                     <pic:cNvPicPr preferRelativeResize="0"/>
                   </pic:nvPicPr>
                   <pic:blipFill>
@@ -200,12 +201,12 @@
           <wp:inline distB="114300" distT="114300" distL="114300" distR="114300">
             <wp:extent cx="6120000" cy="444500"/>
             <wp:effectExtent b="0" l="0" r="0" t="0"/>
-            <wp:docPr id="2" name="image1.png"/>
+            <wp:docPr id="2" name="image2.png"/>
             <a:graphic>
               <a:graphicData uri="http://schemas.openxmlformats.org/drawingml/2006/picture">
                 <pic:pic>
                   <pic:nvPicPr>
-                    <pic:cNvPr id="0" name="image1.png"/>
+                    <pic:cNvPr id="0" name="image2.png"/>
                     <pic:cNvPicPr preferRelativeResize="0"/>
                   </pic:nvPicPr>
                   <pic:blipFill>
@@ -274,7 +275,7 @@
           <w:szCs w:val="32"/>
           <w:rtl w:val="0"/>
         </w:rPr>
-        <w:t xml:space="preserve">Actualizado Enero 2025</w:t>
+        <w:t xml:space="preserve">Actualizado Enero 2026</w:t>
       </w:r>
     </w:p>
     <w:p>
@@ -305,6 +306,7 @@
         <w:rPr>
           <w:rFonts w:ascii="Verdana" w:cs="Verdana" w:eastAsia="Verdana" w:hAnsi="Verdana"/>
           <w:b w:val="1"/>
+          <w:bCs w:val="1"/>
           <w:sz w:val="20"/>
           <w:szCs w:val="20"/>
         </w:rPr>
@@ -329,6 +331,7 @@
         <w:rPr>
           <w:rFonts w:ascii="Verdana" w:cs="Verdana" w:eastAsia="Verdana" w:hAnsi="Verdana"/>
           <w:b w:val="1"/>
+          <w:bCs w:val="1"/>
           <w:sz w:val="20"/>
           <w:szCs w:val="20"/>
           <w:rtl w:val="0"/>
@@ -357,12 +360,12 @@
             <wp:extent cx="922564" cy="322898"/>
             <wp:effectExtent b="0" l="0" r="0" t="0"/>
             <wp:wrapSquare wrapText="bothSides" distB="57150" distT="57150" distL="57150" distR="57150"/>
-            <wp:docPr id="3" name="image2.png"/>
+            <wp:docPr id="3" name="image3.png"/>
             <a:graphic>
               <a:graphicData uri="http://schemas.openxmlformats.org/drawingml/2006/picture">
                 <pic:pic>
                   <pic:nvPicPr>
-                    <pic:cNvPr id="0" name="image2.png"/>
+                    <pic:cNvPr id="0" name="image3.png"/>
                     <pic:cNvPicPr preferRelativeResize="0"/>
                   </pic:nvPicPr>
                   <pic:blipFill>
@@ -447,6 +450,7 @@
         <w:ind w:left="0" w:right="57" w:firstLine="0"/>
         <w:rPr>
           <w:b w:val="1"/>
+          <w:bCs w:val="1"/>
         </w:rPr>
       </w:pPr>
       <w:r>
@@ -460,6 +464,7 @@
       <w:r>
         <w:rPr>
           <w:b w:val="1"/>
+          <w:bCs w:val="1"/>
           <w:rtl w:val="0"/>
         </w:rPr>
         <w:t xml:space="preserve">Importante</w:t>
@@ -490,6 +495,7 @@
         <w:ind w:left="0" w:right="57" w:firstLine="0"/>
         <w:rPr>
           <w:b w:val="1"/>
+          <w:bCs w:val="1"/>
         </w:rPr>
       </w:pPr>
       <w:r>
@@ -513,6 +519,7 @@
       <w:r>
         <w:rPr>
           <w:b w:val="1"/>
+          <w:bCs w:val="1"/>
           <w:rtl w:val="0"/>
         </w:rPr>
         <w:t xml:space="preserve">Atención</w:t>
@@ -543,6 +550,7 @@
         <w:ind w:left="0" w:right="57" w:firstLine="0"/>
         <w:rPr>
           <w:b w:val="1"/>
+          <w:bCs w:val="1"/>
         </w:rPr>
       </w:pPr>
       <w:r>
@@ -562,6 +570,7 @@
       <w:r>
         <w:rPr>
           <w:b w:val="1"/>
+          <w:bCs w:val="1"/>
           <w:rtl w:val="0"/>
         </w:rPr>
         <w:t xml:space="preserve">Interesante</w:t>
@@ -569,6 +578,7 @@
     </w:p>
     <w:sdt>
       <w:sdtPr>
+        <w:id w:val="738872577"/>
         <w:docPartObj>
           <w:docPartGallery w:val="Table of Contents"/>
           <w:docPartUnique w:val="1"/>
@@ -583,9 +593,19 @@
             <w:spacing w:after="0" w:before="60" w:lineRule="auto"/>
             <w:jc w:val="left"/>
             <w:rPr>
+              <w:rFonts w:ascii="Arial" w:cs="Arial" w:eastAsia="Arial" w:hAnsi="Arial"/>
               <w:b w:val="1"/>
+              <w:bCs w:val="1"/>
+              <w:i w:val="0"/>
+              <w:iCs w:val="0"/>
+              <w:smallCaps w:val="0"/>
+              <w:strike w:val="0"/>
               <w:color w:val="000000"/>
+              <w:sz w:val="22"/>
+              <w:szCs w:val="22"/>
               <w:u w:val="none"/>
+              <w:shd w:fill="auto" w:val="clear"/>
+              <w:vertAlign w:val="baseline"/>
             </w:rPr>
           </w:pPr>
           <w:r>
@@ -596,14 +616,24 @@
           <w:hyperlink w:anchor="_dbh0n1vac4c8">
             <w:r>
               <w:rPr>
+                <w:rFonts w:ascii="Calibri" w:cs="Calibri" w:eastAsia="Calibri" w:hAnsi="Calibri"/>
                 <w:b w:val="1"/>
+                <w:bCs w:val="1"/>
+                <w:i w:val="0"/>
+                <w:iCs w:val="0"/>
+                <w:smallCaps w:val="0"/>
+                <w:strike w:val="0"/>
                 <w:color w:val="000000"/>
+                <w:sz w:val="24"/>
+                <w:szCs w:val="24"/>
                 <w:u w:val="none"/>
+                <w:shd w:fill="auto" w:val="clear"/>
+                <w:vertAlign w:val="baseline"/>
                 <w:rtl w:val="0"/>
               </w:rPr>
               <w:t xml:space="preserve">1. Introducción</w:t>
               <w:tab/>
-              <w:t xml:space="preserve">2</w:t>
+              <w:t xml:space="preserve">3</w:t>
             </w:r>
           </w:hyperlink>
           <w:r>
@@ -620,17 +650,37 @@
             <w:spacing w:after="0" w:before="60" w:lineRule="auto"/>
             <w:jc w:val="left"/>
             <w:rPr>
+              <w:rFonts w:ascii="Arial" w:cs="Arial" w:eastAsia="Arial" w:hAnsi="Arial"/>
               <w:b w:val="1"/>
+              <w:bCs w:val="1"/>
+              <w:i w:val="0"/>
+              <w:iCs w:val="0"/>
+              <w:smallCaps w:val="0"/>
+              <w:strike w:val="0"/>
               <w:color w:val="000000"/>
+              <w:sz w:val="22"/>
+              <w:szCs w:val="22"/>
               <w:u w:val="none"/>
+              <w:shd w:fill="auto" w:val="clear"/>
+              <w:vertAlign w:val="baseline"/>
             </w:rPr>
           </w:pPr>
           <w:hyperlink w:anchor="_vyhbfp4t666x">
             <w:r>
               <w:rPr>
+                <w:rFonts w:ascii="Calibri" w:cs="Calibri" w:eastAsia="Calibri" w:hAnsi="Calibri"/>
                 <w:b w:val="1"/>
+                <w:bCs w:val="1"/>
+                <w:i w:val="0"/>
+                <w:iCs w:val="0"/>
+                <w:smallCaps w:val="0"/>
+                <w:strike w:val="0"/>
                 <w:color w:val="000000"/>
+                <w:sz w:val="24"/>
+                <w:szCs w:val="24"/>
                 <w:u w:val="none"/>
+                <w:shd w:fill="auto" w:val="clear"/>
+                <w:vertAlign w:val="baseline"/>
                 <w:rtl w:val="0"/>
               </w:rPr>
               <w:t xml:space="preserve">2. Preparando el contenedor</w:t>
@@ -652,17 +702,37 @@
             <w:spacing w:after="0" w:before="60" w:lineRule="auto"/>
             <w:jc w:val="left"/>
             <w:rPr>
+              <w:rFonts w:ascii="Arial" w:cs="Arial" w:eastAsia="Arial" w:hAnsi="Arial"/>
               <w:b w:val="1"/>
+              <w:bCs w:val="1"/>
+              <w:i w:val="0"/>
+              <w:iCs w:val="0"/>
+              <w:smallCaps w:val="0"/>
+              <w:strike w:val="0"/>
               <w:color w:val="000000"/>
+              <w:sz w:val="22"/>
+              <w:szCs w:val="22"/>
               <w:u w:val="none"/>
+              <w:shd w:fill="auto" w:val="clear"/>
+              <w:vertAlign w:val="baseline"/>
             </w:rPr>
           </w:pPr>
           <w:hyperlink w:anchor="_ablxdd8hp5vm">
             <w:r>
               <w:rPr>
+                <w:rFonts w:ascii="Calibri" w:cs="Calibri" w:eastAsia="Calibri" w:hAnsi="Calibri"/>
                 <w:b w:val="1"/>
+                <w:bCs w:val="1"/>
+                <w:i w:val="0"/>
+                <w:iCs w:val="0"/>
+                <w:smallCaps w:val="0"/>
+                <w:strike w:val="0"/>
                 <w:color w:val="000000"/>
+                <w:sz w:val="24"/>
+                <w:szCs w:val="24"/>
                 <w:u w:val="none"/>
+                <w:shd w:fill="auto" w:val="clear"/>
+                <w:vertAlign w:val="baseline"/>
                 <w:rtl w:val="0"/>
               </w:rPr>
               <w:t xml:space="preserve">3. Accediendo a la interfaz gráfica</w:t>
@@ -684,17 +754,37 @@
             <w:spacing w:after="0" w:before="60" w:lineRule="auto"/>
             <w:jc w:val="left"/>
             <w:rPr>
+              <w:rFonts w:ascii="Arial" w:cs="Arial" w:eastAsia="Arial" w:hAnsi="Arial"/>
               <w:b w:val="1"/>
+              <w:bCs w:val="1"/>
+              <w:i w:val="0"/>
+              <w:iCs w:val="0"/>
+              <w:smallCaps w:val="0"/>
+              <w:strike w:val="0"/>
               <w:color w:val="000000"/>
+              <w:sz w:val="22"/>
+              <w:szCs w:val="22"/>
               <w:u w:val="none"/>
+              <w:shd w:fill="auto" w:val="clear"/>
+              <w:vertAlign w:val="baseline"/>
             </w:rPr>
           </w:pPr>
           <w:hyperlink w:anchor="_g1qlmy5ta6mu">
             <w:r>
               <w:rPr>
+                <w:rFonts w:ascii="Calibri" w:cs="Calibri" w:eastAsia="Calibri" w:hAnsi="Calibri"/>
                 <w:b w:val="1"/>
+                <w:bCs w:val="1"/>
+                <w:i w:val="0"/>
+                <w:iCs w:val="0"/>
+                <w:smallCaps w:val="0"/>
+                <w:strike w:val="0"/>
                 <w:color w:val="000000"/>
+                <w:sz w:val="24"/>
+                <w:szCs w:val="24"/>
                 <w:u w:val="none"/>
+                <w:shd w:fill="auto" w:val="clear"/>
+                <w:vertAlign w:val="baseline"/>
                 <w:rtl w:val="0"/>
               </w:rPr>
               <w:t xml:space="preserve">4. Bibliografía</w:t>
@@ -961,7 +1051,7 @@
                 <w:shd w:fill="f8f8f8" w:val="clear"/>
                 <w:rtl w:val="0"/>
               </w:rPr>
-              <w:t xml:space="preserve">docker run --rm -it -p 8080:8080 theasp/novnc</w:t>
+              <w:t xml:space="preserve">docker run --rm -it -p 8081:8080 theasp/novnc</w:t>
             </w:r>
             <w:r>
               <w:rPr>
@@ -1018,6 +1108,7 @@
       <w:r>
         <w:rPr>
           <w:b w:val="1"/>
+          <w:bCs w:val="1"/>
           <w:rtl w:val="0"/>
         </w:rPr>
         <w:t xml:space="preserve">Atención: </w:t>
@@ -1031,7 +1122,9 @@
       <w:r>
         <w:rPr>
           <w:b w:val="1"/>
+          <w:bCs w:val="1"/>
           <w:i w:val="1"/>
+          <w:iCs w:val="1"/>
           <w:rtl w:val="0"/>
         </w:rPr>
         <w:t xml:space="preserve">“--rm”</w:t>
@@ -1086,7 +1179,7 @@
             <w:u w:val="single"/>
             <w:rtl w:val="0"/>
           </w:rPr>
-          <w:t xml:space="preserve">http://localhost:8080/vnc.html</w:t>
+          <w:t xml:space="preserve">http://localhost:8081/vnc.html</w:t>
         </w:r>
       </w:hyperlink>
       <w:r>
@@ -1563,11 +1656,19 @@
       </w:pPr>
     </w:pPrDefault>
   </w:docDefaults>
+  <w:style w:type="table" w:styleId="TableNormal" w:default="1">
+    <w:name w:val="TableNormal"/>
+    <w:tblPr>
+      <w:tblCellMar>
+        <w:top w:w="100.0" w:type="dxa"/>
+        <w:left w:w="100.0" w:type="dxa"/>
+        <w:bottom w:w="100.0" w:type="dxa"/>
+        <w:right w:w="100.0" w:type="dxa"/>
+      </w:tblCellMar>
+    </w:tblPr>
+  </w:style>
   <w:style w:type="paragraph" w:styleId="Normal" w:default="1">
     <w:name w:val="normal"/>
-  </w:style>
-  <w:style w:type="table" w:styleId="TableNormal" w:default="1">
-    <w:name w:val="Table Normal"/>
   </w:style>
   <w:style w:type="paragraph" w:styleId="Heading1">
     <w:name w:val="heading 1"/>
@@ -1615,6 +1716,7 @@
     <w:rPr>
       <w:rFonts w:ascii="Arial" w:cs="Arial" w:eastAsia="Arial" w:hAnsi="Arial"/>
       <w:b w:val="0"/>
+      <w:bCs w:val="0"/>
       <w:smallCaps w:val="0"/>
       <w:color w:val="669966"/>
       <w:sz w:val="22"/>
@@ -1635,7 +1737,9 @@
     <w:rPr>
       <w:rFonts w:ascii="Arial" w:cs="Arial" w:eastAsia="Arial" w:hAnsi="Arial"/>
       <w:b w:val="1"/>
+      <w:bCs w:val="1"/>
       <w:i w:val="1"/>
+      <w:iCs w:val="1"/>
       <w:smallCaps w:val="0"/>
       <w:sz w:val="21"/>
       <w:szCs w:val="21"/>
@@ -1656,6 +1760,7 @@
     <w:rPr>
       <w:rFonts w:ascii="Arial" w:cs="Arial" w:eastAsia="Arial" w:hAnsi="Arial"/>
       <w:b w:val="1"/>
+      <w:bCs w:val="1"/>
       <w:smallCaps w:val="1"/>
       <w:sz w:val="24"/>
       <w:szCs w:val="24"/>
@@ -1673,6 +1778,7 @@
     </w:pPr>
     <w:rPr>
       <w:b w:val="1"/>
+      <w:bCs w:val="1"/>
       <w:sz w:val="20"/>
       <w:szCs w:val="20"/>
     </w:rPr>
@@ -1689,6 +1795,7 @@
     </w:pPr>
     <w:rPr>
       <w:b w:val="1"/>
+      <w:bCs w:val="1"/>
       <w:sz w:val="72"/>
       <w:szCs w:val="72"/>
     </w:rPr>
@@ -1706,6 +1813,7 @@
     <w:rPr>
       <w:rFonts w:ascii="Georgia" w:cs="Georgia" w:eastAsia="Georgia" w:hAnsi="Georgia"/>
       <w:i w:val="1"/>
+      <w:iCs w:val="1"/>
       <w:color w:val="666666"/>
       <w:sz w:val="48"/>
       <w:szCs w:val="48"/>
@@ -1716,12 +1824,6 @@
     <w:tblPr>
       <w:tblStyleRowBandSize w:val="1"/>
       <w:tblStyleColBandSize w:val="1"/>
-      <w:tblCellMar>
-        <w:top w:w="100.0" w:type="dxa"/>
-        <w:left w:w="100.0" w:type="dxa"/>
-        <w:bottom w:w="100.0" w:type="dxa"/>
-        <w:right w:w="100.0" w:type="dxa"/>
-      </w:tblCellMar>
     </w:tblPr>
   </w:style>
 </w:styles>
